--- a/.docu/Pròxims treballs.docx
+++ b/.docu/Pròxims treballs.docx
@@ -407,199 +407,20 @@
       <w:r>
         <w:rPr>
           <w:rFonts w:ascii="Arial" w:hAnsi="Arial" w:cs="Arial"/>
-          <w:lang w:val="es-ES"/>
-        </w:rPr>
-        <w:t xml:space="preserve">Tenir en </w:t>
-      </w:r>
-      <w:proofErr w:type="spellStart"/>
-      <w:r>
-        <w:rPr>
-          <w:rFonts w:ascii="Arial" w:hAnsi="Arial" w:cs="Arial"/>
-          <w:lang w:val="es-ES"/>
-        </w:rPr>
-        <w:t>compte</w:t>
-      </w:r>
-      <w:proofErr w:type="spellEnd"/>
-      <w:r>
-        <w:rPr>
-          <w:rFonts w:ascii="Arial" w:hAnsi="Arial" w:cs="Arial"/>
-          <w:lang w:val="es-ES"/>
-        </w:rPr>
-        <w:t xml:space="preserve"> </w:t>
-      </w:r>
-      <w:proofErr w:type="spellStart"/>
-      <w:r>
-        <w:rPr>
-          <w:rFonts w:ascii="Arial" w:hAnsi="Arial" w:cs="Arial"/>
-          <w:lang w:val="es-ES"/>
-        </w:rPr>
-        <w:t>altres</w:t>
-      </w:r>
-      <w:proofErr w:type="spellEnd"/>
-      <w:r>
-        <w:rPr>
-          <w:rFonts w:ascii="Arial" w:hAnsi="Arial" w:cs="Arial"/>
-          <w:lang w:val="es-ES"/>
-        </w:rPr>
-        <w:t xml:space="preserve"> </w:t>
-      </w:r>
-      <w:proofErr w:type="spellStart"/>
-      <w:r>
-        <w:rPr>
-          <w:rFonts w:ascii="Arial" w:hAnsi="Arial" w:cs="Arial"/>
-          <w:lang w:val="es-ES"/>
-        </w:rPr>
-        <w:t>paràmetres</w:t>
-      </w:r>
-      <w:proofErr w:type="spellEnd"/>
-      <w:r>
-        <w:rPr>
-          <w:rFonts w:ascii="Arial" w:hAnsi="Arial" w:cs="Arial"/>
-          <w:lang w:val="es-ES"/>
-        </w:rPr>
-        <w:t xml:space="preserve"> </w:t>
-      </w:r>
-      <w:proofErr w:type="spellStart"/>
-      <w:r>
-        <w:rPr>
-          <w:rFonts w:ascii="Arial" w:hAnsi="Arial" w:cs="Arial"/>
-          <w:lang w:val="es-ES"/>
-        </w:rPr>
-        <w:t>com</w:t>
-      </w:r>
-      <w:proofErr w:type="spellEnd"/>
-      <w:r>
-        <w:rPr>
-          <w:rFonts w:ascii="Arial" w:hAnsi="Arial" w:cs="Arial"/>
-          <w:lang w:val="es-ES"/>
-        </w:rPr>
-        <w:t xml:space="preserve"> caminar </w:t>
-      </w:r>
-      <w:proofErr w:type="spellStart"/>
-      <w:r>
-        <w:rPr>
-          <w:rFonts w:ascii="Arial" w:hAnsi="Arial" w:cs="Arial"/>
-          <w:lang w:val="es-ES"/>
-        </w:rPr>
-        <w:t>menys</w:t>
-      </w:r>
-      <w:proofErr w:type="spellEnd"/>
-      <w:r>
-        <w:rPr>
-          <w:rFonts w:ascii="Arial" w:hAnsi="Arial" w:cs="Arial"/>
-          <w:lang w:val="es-ES"/>
-        </w:rPr>
-        <w:t xml:space="preserve"> o </w:t>
-      </w:r>
-      <w:proofErr w:type="spellStart"/>
-      <w:r>
-        <w:rPr>
-          <w:rFonts w:ascii="Arial" w:hAnsi="Arial" w:cs="Arial"/>
-          <w:lang w:val="es-ES"/>
-        </w:rPr>
-        <w:t>fer</w:t>
-      </w:r>
-      <w:proofErr w:type="spellEnd"/>
-      <w:r>
-        <w:rPr>
-          <w:rFonts w:ascii="Arial" w:hAnsi="Arial" w:cs="Arial"/>
-          <w:lang w:val="es-ES"/>
-        </w:rPr>
-        <w:t xml:space="preserve"> </w:t>
-      </w:r>
-      <w:proofErr w:type="spellStart"/>
-      <w:r>
-        <w:rPr>
-          <w:rFonts w:ascii="Arial" w:hAnsi="Arial" w:cs="Arial"/>
-          <w:lang w:val="es-ES"/>
-        </w:rPr>
-        <w:t>menys</w:t>
-      </w:r>
-      <w:proofErr w:type="spellEnd"/>
-      <w:r>
-        <w:rPr>
-          <w:rFonts w:ascii="Arial" w:hAnsi="Arial" w:cs="Arial"/>
-          <w:lang w:val="es-ES"/>
-        </w:rPr>
-        <w:t xml:space="preserve"> </w:t>
-      </w:r>
-      <w:proofErr w:type="spellStart"/>
-      <w:r>
-        <w:rPr>
-          <w:rFonts w:ascii="Arial" w:hAnsi="Arial" w:cs="Arial"/>
-          <w:lang w:val="es-ES"/>
-        </w:rPr>
-        <w:t>transbords</w:t>
-      </w:r>
-      <w:proofErr w:type="spellEnd"/>
-      <w:r>
-        <w:rPr>
-          <w:rFonts w:ascii="Arial" w:hAnsi="Arial" w:cs="Arial"/>
-          <w:lang w:val="es-ES"/>
-        </w:rPr>
-        <w:t xml:space="preserve"> (+ </w:t>
-      </w:r>
-      <w:proofErr w:type="spellStart"/>
-      <w:r>
-        <w:rPr>
-          <w:rFonts w:ascii="Arial" w:hAnsi="Arial" w:cs="Arial"/>
-          <w:lang w:val="es-ES"/>
-        </w:rPr>
-        <w:t>info</w:t>
-      </w:r>
-      <w:proofErr w:type="spellEnd"/>
-      <w:r>
-        <w:rPr>
-          <w:rFonts w:ascii="Arial" w:hAnsi="Arial" w:cs="Arial"/>
-          <w:lang w:val="es-ES"/>
-        </w:rPr>
-        <w:t xml:space="preserve"> de </w:t>
-      </w:r>
-      <w:proofErr w:type="spellStart"/>
-      <w:r>
-        <w:rPr>
-          <w:rFonts w:ascii="Arial" w:hAnsi="Arial" w:cs="Arial"/>
-          <w:lang w:val="es-ES"/>
-        </w:rPr>
-        <w:t>com</w:t>
-      </w:r>
-      <w:proofErr w:type="spellEnd"/>
-      <w:r>
-        <w:rPr>
-          <w:rFonts w:ascii="Arial" w:hAnsi="Arial" w:cs="Arial"/>
-          <w:lang w:val="es-ES"/>
-        </w:rPr>
-        <w:t xml:space="preserve"> </w:t>
-      </w:r>
-      <w:proofErr w:type="spellStart"/>
-      <w:r>
-        <w:rPr>
-          <w:rFonts w:ascii="Arial" w:hAnsi="Arial" w:cs="Arial"/>
-          <w:lang w:val="es-ES"/>
-        </w:rPr>
-        <w:t>fer-ho</w:t>
-      </w:r>
-      <w:proofErr w:type="spellEnd"/>
-      <w:r>
-        <w:rPr>
-          <w:rFonts w:ascii="Arial" w:hAnsi="Arial" w:cs="Arial"/>
-          <w:lang w:val="es-ES"/>
-        </w:rPr>
-        <w:t xml:space="preserve"> a ‘</w:t>
-      </w:r>
-      <w:r>
-        <w:rPr>
-          <w:rFonts w:ascii="Arial" w:hAnsi="Arial" w:cs="Arial"/>
-          <w:lang w:val="es-ES"/>
-        </w:rPr>
-        <w:t>.work/07.03.docx</w:t>
-      </w:r>
-      <w:r>
-        <w:rPr>
-          <w:rFonts w:ascii="Arial" w:hAnsi="Arial" w:cs="Arial"/>
-          <w:lang w:val="es-ES"/>
-        </w:rPr>
-        <w:t>’)</w:t>
+        </w:rPr>
+        <w:t>Tenir en compte altres paràmetres com caminar menys o fer menys transbords (+ info de com fer-ho a ‘.work/07.03</w:t>
+      </w:r>
+      <w:r>
+        <w:rPr>
+          <w:rFonts w:ascii="Arial" w:hAnsi="Arial" w:cs="Arial"/>
+        </w:rPr>
+        <w:t xml:space="preserve"> org</w:t>
+      </w:r>
+      <w:r>
+        <w:rPr>
+          <w:rFonts w:ascii="Arial" w:hAnsi="Arial" w:cs="Arial"/>
+        </w:rPr>
+        <w:t>.docx’)</w:t>
       </w:r>
     </w:p>
     <w:sectPr>
@@ -1335,6 +1156,7 @@
   <w:style w:type="character" w:default="1" w:styleId="DefaultParagraphFont">
     <w:name w:val="Default Paragraph Font"/>
     <w:uiPriority w:val="1"/>
+    <w:semiHidden/>
     <w:unhideWhenUsed/>
   </w:style>
   <w:style w:type="table" w:default="1" w:styleId="TableNormal">

--- a/.docu/Pròxims treballs.docx
+++ b/.docu/Pròxims treballs.docx
@@ -120,6 +120,24 @@
       <w:pPr>
         <w:pStyle w:val="ListParagraph"/>
         <w:numPr>
+          <w:ilvl w:val="2"/>
+          <w:numId w:val="1"/>
+        </w:numPr>
+        <w:rPr>
+          <w:rFonts w:ascii="Arial" w:hAnsi="Arial" w:cs="Arial"/>
+        </w:rPr>
+      </w:pPr>
+      <w:r>
+        <w:rPr>
+          <w:rFonts w:ascii="Arial" w:hAnsi="Arial" w:cs="Arial"/>
+        </w:rPr>
+        <w:t>Millorar h_geo</w:t>
+      </w:r>
+    </w:p>
+    <w:p>
+      <w:pPr>
+        <w:pStyle w:val="ListParagraph"/>
+        <w:numPr>
           <w:ilvl w:val="1"/>
           <w:numId w:val="1"/>
         </w:numPr>
@@ -422,6 +440,53 @@
         </w:rPr>
         <w:t>.docx’)</w:t>
       </w:r>
+    </w:p>
+    <w:p>
+      <w:pPr>
+        <w:rPr>
+          <w:rFonts w:ascii="Arial" w:hAnsi="Arial" w:cs="Arial"/>
+        </w:rPr>
+      </w:pPr>
+    </w:p>
+    <w:p>
+      <w:pPr>
+        <w:rPr>
+          <w:rFonts w:ascii="Arial" w:hAnsi="Arial" w:cs="Arial"/>
+        </w:rPr>
+      </w:pPr>
+    </w:p>
+    <w:p>
+      <w:pPr>
+        <w:rPr>
+          <w:rFonts w:ascii="Arial" w:hAnsi="Arial" w:cs="Arial"/>
+        </w:rPr>
+      </w:pPr>
+      <w:r>
+        <w:rPr>
+          <w:rFonts w:ascii="Arial" w:hAnsi="Arial" w:cs="Arial"/>
+        </w:rPr>
+        <w:t>Idees per millorar els problemes restants</w:t>
+      </w:r>
+    </w:p>
+    <w:p>
+      <w:pPr>
+        <w:rPr>
+          <w:rFonts w:ascii="Arial" w:hAnsi="Arial" w:cs="Arial"/>
+        </w:rPr>
+      </w:pPr>
+      <w:r>
+        <w:rPr>
+          <w:rFonts w:ascii="Arial" w:hAnsi="Arial" w:cs="Arial"/>
+        </w:rPr>
+        <w:t>Centrant-nos en com podríem milllorar el rendiment encara més d’\abcne podem intuïr com augmentar la cota inferior que dona \hgeoe reduïria els impactes dels tres problemes restants (s’ha explicat prèviament com afecta això a cada cas). De fet, es podria millorar ràpidament canviant la velocitat màxima de tots els arcs del graf per la màxima dels arcs de centre. Això es deu a que ara mateix \hgeoe només s’utilitza pel cas que s’ha de passar pel centre, no com amb \ageoe que s’utilitzava a tots els casos, i la velocitat màxima de tot el graf es dona a la branca de la L9S (veure secció \hl{REF} (ageo def)).</w:t>
+      </w:r>
+    </w:p>
+    <w:p>
+      <w:pPr>
+        <w:rPr>
+          <w:rFonts w:ascii="Arial" w:hAnsi="Arial" w:cs="Arial"/>
+        </w:rPr>
+      </w:pPr>
     </w:p>
     <w:sectPr>
       <w:pgSz w:w="11906" w:h="16838"/>
@@ -1156,7 +1221,6 @@
   <w:style w:type="character" w:default="1" w:styleId="DefaultParagraphFont">
     <w:name w:val="Default Paragraph Font"/>
     <w:uiPriority w:val="1"/>
-    <w:semiHidden/>
     <w:unhideWhenUsed/>
   </w:style>
   <w:style w:type="table" w:default="1" w:styleId="TableNormal">
